--- a/Xceed.Words.NET.Examples/Samples/TableOfContent/Output/InsertTableOfContentWithReference.docx
+++ b/Xceed.Words.NET.Examples/Samples/TableOfContent/Output/InsertTableOfContentWithReference.docx
@@ -9,7 +9,7 @@
       </w:pPr>
       <w:r>
         <w:rPr>
-          <w:lang w:val="en-US"/>
+          <w:lang w:val="en-CA"/>
           <w:sz w:val="30"/>
           <w:szCs w:val="30"/>
         </w:rPr>
@@ -22,7 +22,7 @@
       </w:pPr>
       <w:r>
         <w:rPr>
-          <w:lang w:val="en-US"/>
+          <w:lang w:val="en-CA"/>
         </w:rPr>
         <w:t>This page will show the team rosters of the American League East Division.</w:t>
       </w:r>
@@ -95,7 +95,7 @@
       </w:pPr>
       <w:r>
         <w:rPr>
-          <w:lang w:val="en-US"/>
+          <w:lang w:val="en-CA"/>
           <w:b/>
           <w:sz w:val="40"/>
           <w:szCs w:val="40"/>
@@ -110,7 +110,7 @@
       </w:pPr>
       <w:r>
         <w:rPr>
-          <w:lang w:val="en-US"/>
+          <w:lang w:val="en-CA"/>
           <w:b/>
           <w:sz w:val="30"/>
           <w:szCs w:val="30"/>
@@ -124,7 +124,7 @@
       </w:pPr>
       <w:r>
         <w:rPr>
-          <w:lang w:val="en-US"/>
+          <w:lang w:val="en-CA"/>
         </w:rPr>
         <w:t>Tom Smith, P</w:t>
       </w:r>
@@ -154,7 +154,7 @@
       </w:pPr>
       <w:r>
         <w:rPr>
-          <w:lang w:val="en-US"/>
+          <w:lang w:val="en-CA"/>
           <w:b/>
           <w:sz w:val="30"/>
           <w:szCs w:val="30"/>
@@ -168,7 +168,7 @@
       </w:pPr>
       <w:r>
         <w:rPr>
-          <w:lang w:val="en-US"/>
+          <w:lang w:val="en-CA"/>
         </w:rPr>
         <w:t>Josh Hernandez, P</w:t>
       </w:r>
@@ -198,7 +198,7 @@
       </w:pPr>
       <w:r>
         <w:rPr>
-          <w:lang w:val="en-US"/>
+          <w:lang w:val="en-CA"/>
           <w:b/>
           <w:sz w:val="30"/>
           <w:szCs w:val="30"/>
@@ -212,7 +212,7 @@
       </w:pPr>
       <w:r>
         <w:rPr>
-          <w:lang w:val="en-US"/>
+          <w:lang w:val="en-CA"/>
         </w:rPr>
         <w:t>Derek Jones, P</w:t>
       </w:r>
@@ -242,7 +242,7 @@
       </w:pPr>
       <w:r>
         <w:rPr>
-          <w:lang w:val="en-US"/>
+          <w:lang w:val="en-CA"/>
           <w:b/>
           <w:sz w:val="30"/>
           <w:szCs w:val="30"/>
@@ -256,7 +256,7 @@
       </w:pPr>
       <w:r>
         <w:rPr>
-          <w:lang w:val="en-US"/>
+          <w:lang w:val="en-CA"/>
         </w:rPr>
         <w:t>Simon Delgar, P</w:t>
       </w:r>
@@ -286,7 +286,7 @@
       </w:pPr>
       <w:r>
         <w:rPr>
-          <w:lang w:val="en-US"/>
+          <w:lang w:val="en-CA"/>
           <w:b/>
           <w:sz w:val="30"/>
           <w:szCs w:val="30"/>
@@ -298,7 +298,7 @@
       <w:pPr/>
       <w:r>
         <w:rPr>
-          <w:lang w:val="en-US"/>
+          <w:lang w:val="en-CA"/>
         </w:rPr>
         <w:t>Samir Endoya, P</w:t>
       </w:r>
@@ -343,7 +343,7 @@
         <w:rFonts w:asciiTheme="minorHAnsi" w:eastAsiaTheme="minorHAnsi" w:hAnsiTheme="minorHAnsi" w:cstheme="minorBidi"/>
         <w:sz w:val="22"/>
         <w:szCs w:val="22"/>
-        <w:lang w:val="en-US" w:eastAsia="en-US" w:bidi="ar-SA"/>
+        <w:lang w:val="en-CA" w:eastAsia="en-US" w:bidi="ar-SA"/>
       </w:rPr>
     </w:rPrDefault>
     <w:pPrDefault/>
